--- a/docs/Nguyễn Thị Hà Quyên_21115053120105_Lê Hà Bình_Đề cương - Copy.docx
+++ b/docs/Nguyễn Thị Hà Quyên_21115053120105_Lê Hà Bình_Đề cương - Copy.docx
@@ -136,7 +136,7 @@
                 </mc:Choice>
                 <mc:Fallback>
                   <w:pict>
-                    <v:shapetype w14:anchorId="56553C5C" id="_x0000_t32" coordsize="21600,21600" o:spt="32" o:oned="t" path="m,l21600,21600e" filled="f">
+                    <v:shapetype w14:anchorId="45FE66EA" id="_x0000_t32" coordsize="21600,21600" o:spt="32" o:oned="t" path="m,l21600,21600e" filled="f">
                       <v:path arrowok="t" fillok="f" o:connecttype="none"/>
                       <o:lock v:ext="edit" shapetype="t"/>
                     </v:shapetype>
@@ -287,7 +287,7 @@
                 </mc:Choice>
                 <mc:Fallback>
                   <w:pict>
-                    <v:shape w14:anchorId="43683B3F" id="AutoShape 4" o:spid="_x0000_s1026" type="#_x0000_t32" style="position:absolute;margin-left:60.35pt;margin-top:15.9pt;width:155.9pt;height:0;z-index:251657216;visibility:visible;mso-wrap-style:square;mso-width-percent:0;mso-height-percent:0;mso-wrap-distance-left:9pt;mso-wrap-distance-top:0;mso-wrap-distance-right:9pt;mso-wrap-distance-bottom:0;mso-position-horizontal:absolute;mso-position-horizontal-relative:text;mso-position-vertical:absolute;mso-position-vertical-relative:text;mso-width-percent:0;mso-height-percent:0;mso-width-relative:page;mso-height-relative:page" o:gfxdata="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"/>
+                    <v:shape w14:anchorId="4A97A9DF" id="AutoShape 4" o:spid="_x0000_s1026" type="#_x0000_t32" style="position:absolute;margin-left:60.35pt;margin-top:15.9pt;width:155.9pt;height:0;z-index:251657216;visibility:visible;mso-wrap-style:square;mso-width-percent:0;mso-height-percent:0;mso-wrap-distance-left:9pt;mso-wrap-distance-top:0;mso-wrap-distance-right:9pt;mso-wrap-distance-bottom:0;mso-position-horizontal:absolute;mso-position-horizontal-relative:text;mso-position-vertical:absolute;mso-position-vertical-relative:text;mso-width-percent:0;mso-height-percent:0;mso-width-relative:page;mso-height-relative:page" o:gfxdata="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"/>
                   </w:pict>
                 </mc:Fallback>
               </mc:AlternateContent>
@@ -856,7 +856,7 @@
           <w:tab w:val="left" w:leader="dot" w:pos="8931"/>
         </w:tabs>
         <w:spacing w:before="360" w:after="0" w:line="312" w:lineRule="auto"/>
-        <w:ind w:firstLine="720"/>
+        <w:ind w:left="720"/>
         <w:rPr>
           <w:rFonts w:ascii="Times New Roman" w:hAnsi="Times New Roman"/>
           <w:noProof/>
@@ -953,7 +953,7 @@
           <w:tab w:val="left" w:leader="dot" w:pos="8931"/>
         </w:tabs>
         <w:spacing w:before="360" w:after="0" w:line="312" w:lineRule="auto"/>
-        <w:ind w:left="1260"/>
+        <w:ind w:left="1080"/>
         <w:rPr>
           <w:rFonts w:ascii="Times New Roman" w:hAnsi="Times New Roman"/>
           <w:noProof/>
@@ -984,7 +984,7 @@
           <w:tab w:val="left" w:leader="dot" w:pos="8931"/>
         </w:tabs>
         <w:spacing w:before="360" w:after="0" w:line="312" w:lineRule="auto"/>
-        <w:ind w:left="1260"/>
+        <w:ind w:left="1080"/>
         <w:rPr>
           <w:rFonts w:ascii="Times New Roman" w:hAnsi="Times New Roman"/>
           <w:noProof/>
@@ -1015,7 +1015,7 @@
           <w:tab w:val="left" w:leader="dot" w:pos="8931"/>
         </w:tabs>
         <w:spacing w:before="360" w:after="0" w:line="312" w:lineRule="auto"/>
-        <w:ind w:left="1260"/>
+        <w:ind w:left="1080"/>
         <w:rPr>
           <w:rFonts w:ascii="Times New Roman" w:hAnsi="Times New Roman"/>
           <w:noProof/>
@@ -1046,7 +1046,7 @@
           <w:tab w:val="left" w:leader="dot" w:pos="8931"/>
         </w:tabs>
         <w:spacing w:before="360" w:after="0" w:line="312" w:lineRule="auto"/>
-        <w:ind w:left="1260"/>
+        <w:ind w:left="1080"/>
         <w:rPr>
           <w:rFonts w:ascii="Times New Roman" w:hAnsi="Times New Roman"/>
           <w:noProof/>
@@ -2117,7 +2117,7 @@
           <w:tab w:val="left" w:leader="dot" w:pos="8931"/>
         </w:tabs>
         <w:spacing w:before="240" w:after="0" w:line="312" w:lineRule="auto"/>
-        <w:ind w:left="1134"/>
+        <w:ind w:left="1134" w:hanging="414"/>
         <w:jc w:val="both"/>
         <w:rPr>
           <w:rFonts w:ascii="Times New Roman" w:hAnsi="Times New Roman"/>
@@ -2166,7 +2166,7 @@
           <w:tab w:val="left" w:leader="dot" w:pos="8931"/>
         </w:tabs>
         <w:spacing w:before="240" w:after="0" w:line="312" w:lineRule="auto"/>
-        <w:ind w:left="1134"/>
+        <w:ind w:left="1134" w:hanging="414"/>
         <w:jc w:val="both"/>
         <w:rPr>
           <w:rFonts w:ascii="Times New Roman" w:hAnsi="Times New Roman"/>
@@ -2205,7 +2205,7 @@
           <w:tab w:val="left" w:leader="dot" w:pos="8931"/>
         </w:tabs>
         <w:spacing w:before="240" w:after="0" w:line="312" w:lineRule="auto"/>
-        <w:ind w:left="1134"/>
+        <w:ind w:left="1134" w:hanging="414"/>
         <w:jc w:val="both"/>
         <w:rPr>
           <w:rFonts w:ascii="Times New Roman" w:hAnsi="Times New Roman"/>
@@ -8422,15 +8422,7 @@
 </file>
 
 <file path=customXml/item1.xml><?xml version="1.0" encoding="utf-8"?>
-<p:properties xmlns:p="http://schemas.microsoft.com/office/2006/metadata/properties" xmlns:xsi="http://www.w3.org/2001/XMLSchema-instance" xmlns:pc="http://schemas.microsoft.com/office/infopath/2007/PartnerControls">
-  <documentManagement>
-    <lcf76f155ced4ddcb4097134ff3c332f xmlns="4d369a72-20e2-4b49-ace2-824c7504b564">
-      <Terms xmlns="http://schemas.microsoft.com/office/infopath/2007/PartnerControls"/>
-    </lcf76f155ced4ddcb4097134ff3c332f>
-    <ReferenceId xmlns="4d369a72-20e2-4b49-ace2-824c7504b564" xsi:nil="true"/>
-    <TaxCatchAll xmlns="4cf97ed3-3371-4774-ad35-b57d71af1ffd" xsi:nil="true"/>
-  </documentManagement>
-</p:properties>
+<b:Sources xmlns:b="http://schemas.openxmlformats.org/officeDocument/2006/bibliography" xmlns="http://schemas.openxmlformats.org/officeDocument/2006/bibliography" SelectedStyle="\APASixthEditionOfficeOnline.xsl" StyleName="APA" Version="6"/>
 </file>
 
 <file path=customXml/item2.xml><?xml version="1.0" encoding="utf-8"?>
@@ -8443,7 +8435,15 @@
 </file>
 
 <file path=customXml/item3.xml><?xml version="1.0" encoding="utf-8"?>
-<b:Sources xmlns:b="http://schemas.openxmlformats.org/officeDocument/2006/bibliography" xmlns="http://schemas.openxmlformats.org/officeDocument/2006/bibliography" SelectedStyle="\APASixthEditionOfficeOnline.xsl" StyleName="APA" Version="6"/>
+<p:properties xmlns:p="http://schemas.microsoft.com/office/2006/metadata/properties" xmlns:xsi="http://www.w3.org/2001/XMLSchema-instance" xmlns:pc="http://schemas.microsoft.com/office/infopath/2007/PartnerControls">
+  <documentManagement>
+    <lcf76f155ced4ddcb4097134ff3c332f xmlns="4d369a72-20e2-4b49-ace2-824c7504b564">
+      <Terms xmlns="http://schemas.microsoft.com/office/infopath/2007/PartnerControls"/>
+    </lcf76f155ced4ddcb4097134ff3c332f>
+    <ReferenceId xmlns="4d369a72-20e2-4b49-ace2-824c7504b564" xsi:nil="true"/>
+    <TaxCatchAll xmlns="4cf97ed3-3371-4774-ad35-b57d71af1ffd" xsi:nil="true"/>
+  </documentManagement>
+</p:properties>
 </file>
 
 <file path=customXml/item4.xml><?xml version="1.0" encoding="utf-8"?>
@@ -8648,12 +8648,9 @@
 </file>
 
 <file path=customXml/itemProps1.xml><?xml version="1.0" encoding="utf-8"?>
-<ds:datastoreItem xmlns:ds="http://schemas.openxmlformats.org/officeDocument/2006/customXml" ds:itemID="{61D7EE60-63A3-4315-B07E-0AF58F748A51}">
+<ds:datastoreItem xmlns:ds="http://schemas.openxmlformats.org/officeDocument/2006/customXml" ds:itemID="{F7CA212B-FAAD-4AEA-98E4-52FC9539A248}">
   <ds:schemaRefs>
-    <ds:schemaRef ds:uri="http://schemas.microsoft.com/office/2006/metadata/properties"/>
-    <ds:schemaRef ds:uri="http://schemas.microsoft.com/office/infopath/2007/PartnerControls"/>
-    <ds:schemaRef ds:uri="4d369a72-20e2-4b49-ace2-824c7504b564"/>
-    <ds:schemaRef ds:uri="4cf97ed3-3371-4774-ad35-b57d71af1ffd"/>
+    <ds:schemaRef ds:uri="http://schemas.openxmlformats.org/officeDocument/2006/bibliography"/>
   </ds:schemaRefs>
 </ds:datastoreItem>
 </file>
@@ -8667,9 +8664,12 @@
 </file>
 
 <file path=customXml/itemProps3.xml><?xml version="1.0" encoding="utf-8"?>
-<ds:datastoreItem xmlns:ds="http://schemas.openxmlformats.org/officeDocument/2006/customXml" ds:itemID="{F7CA212B-FAAD-4AEA-98E4-52FC9539A248}">
+<ds:datastoreItem xmlns:ds="http://schemas.openxmlformats.org/officeDocument/2006/customXml" ds:itemID="{61D7EE60-63A3-4315-B07E-0AF58F748A51}">
   <ds:schemaRefs>
-    <ds:schemaRef ds:uri="http://schemas.openxmlformats.org/officeDocument/2006/bibliography"/>
+    <ds:schemaRef ds:uri="http://schemas.microsoft.com/office/2006/metadata/properties"/>
+    <ds:schemaRef ds:uri="http://schemas.microsoft.com/office/infopath/2007/PartnerControls"/>
+    <ds:schemaRef ds:uri="4d369a72-20e2-4b49-ace2-824c7504b564"/>
+    <ds:schemaRef ds:uri="4cf97ed3-3371-4774-ad35-b57d71af1ffd"/>
   </ds:schemaRefs>
 </ds:datastoreItem>
 </file>
